--- a/workspaces/instructivos/PROCEDIMIENTO_PAC2_APLICACION_PAGOS_CRM.docx
+++ b/workspaces/instructivos/PROCEDIMIENTO_PAC2_APLICACION_PAGOS_CRM.docx
@@ -9,9 +9,9 @@
       <w:r>
         <w:rPr>
           <w:b/>
-          <w:sz w:val="28"/>
+          <w:sz w:val="26"/>
         </w:rPr>
-        <w:t>PROTEG-RT / COBRANZA</w:t>
+        <w:t>PROTEG-RT MUTUALIDAD A.C.</w:t>
       </w:r>
     </w:p>
     <w:p>
@@ -31,7 +31,7 @@
         <w:jc w:val="center"/>
       </w:pPr>
       <w:r>
-        <w:t>─────────────────────────────────────────────────────────────────</w:t>
+        <w:t>────────────────────────────────────────────────────────────────────</w:t>
       </w:r>
     </w:p>
     <w:tbl>
@@ -58,14 +58,13 @@
                 <w:b/>
                 <w:sz w:val="18"/>
               </w:rPr>
-              <w:t xml:space="preserve">Código: </w:t>
+              <w:t xml:space="preserve">CLAVE: </w:t>
             </w:r>
             <w:r>
               <w:rPr>
-                <w:b/>
                 <w:sz w:val="18"/>
               </w:rPr>
-              <w:t>POE-CBZ-RT-PAC2-001</w:t>
+              <w:t>PAC2</w:t>
             </w:r>
           </w:p>
         </w:tc>
@@ -77,36 +76,13 @@
             <w:r/>
             <w:r>
               <w:rPr>
-                <w:b w:val="0"/>
+                <w:b/>
                 <w:sz w:val="18"/>
               </w:rPr>
-              <w:t xml:space="preserve">Versión: </w:t>
+              <w:t xml:space="preserve">FECHA: </w:t>
             </w:r>
             <w:r>
               <w:rPr>
-                <w:b w:val="0"/>
-                <w:sz w:val="18"/>
-              </w:rPr>
-              <w:t>1.0</w:t>
-            </w:r>
-          </w:p>
-        </w:tc>
-        <w:tc>
-          <w:tcPr>
-            <w:tcW w:type="dxa" w:w="2160"/>
-          </w:tcPr>
-          <w:p>
-            <w:r/>
-            <w:r>
-              <w:rPr>
-                <w:b w:val="0"/>
-                <w:sz w:val="18"/>
-              </w:rPr>
-              <w:t xml:space="preserve">Fecha de emisión: </w:t>
-            </w:r>
-            <w:r>
-              <w:rPr>
-                <w:b w:val="0"/>
                 <w:sz w:val="18"/>
               </w:rPr>
               <w:t>__/__/2026</w:t>
@@ -121,38 +97,13 @@
             <w:r/>
             <w:r>
               <w:rPr>
-                <w:b w:val="0"/>
+                <w:b/>
                 <w:sz w:val="18"/>
               </w:rPr>
-              <w:t xml:space="preserve">Vigencia: </w:t>
+              <w:t xml:space="preserve">DEPARTAMENTO: </w:t>
             </w:r>
             <w:r>
               <w:rPr>
-                <w:b w:val="0"/>
-                <w:sz w:val="18"/>
-              </w:rPr>
-              <w:t>A partir de fecha de emisión</w:t>
-            </w:r>
-          </w:p>
-        </w:tc>
-      </w:tr>
-      <w:tr>
-        <w:tc>
-          <w:tcPr>
-            <w:tcW w:type="dxa" w:w="2160"/>
-          </w:tcPr>
-          <w:p>
-            <w:r/>
-            <w:r>
-              <w:rPr>
-                <w:b w:val="0"/>
-                <w:sz w:val="18"/>
-              </w:rPr>
-              <w:t xml:space="preserve">Área: </w:t>
-            </w:r>
-            <w:r>
-              <w:rPr>
-                <w:b w:val="0"/>
                 <w:sz w:val="18"/>
               </w:rPr>
               <w:t>Cobranza</w:t>
@@ -167,61 +118,16 @@
             <w:r/>
             <w:r>
               <w:rPr>
-                <w:b w:val="0"/>
+                <w:b/>
                 <w:sz w:val="18"/>
               </w:rPr>
-              <w:t xml:space="preserve">Proceso: </w:t>
+              <w:t xml:space="preserve">REVISIÓN: </w:t>
             </w:r>
             <w:r>
               <w:rPr>
-                <w:b w:val="0"/>
                 <w:sz w:val="18"/>
               </w:rPr>
-              <w:t>Gestión de Cobranza</w:t>
-            </w:r>
-          </w:p>
-        </w:tc>
-        <w:tc>
-          <w:tcPr>
-            <w:tcW w:type="dxa" w:w="2160"/>
-          </w:tcPr>
-          <w:p>
-            <w:r/>
-            <w:r>
-              <w:rPr>
-                <w:b w:val="0"/>
-                <w:sz w:val="18"/>
-              </w:rPr>
-              <w:t xml:space="preserve">Elaboró: </w:t>
-            </w:r>
-            <w:r>
-              <w:rPr>
-                <w:b w:val="0"/>
-                <w:sz w:val="18"/>
-              </w:rPr>
-              <w:t>Gerencia de Cobranza</w:t>
-            </w:r>
-          </w:p>
-        </w:tc>
-        <w:tc>
-          <w:tcPr>
-            <w:tcW w:type="dxa" w:w="2160"/>
-          </w:tcPr>
-          <w:p>
-            <w:r/>
-            <w:r>
-              <w:rPr>
-                <w:b w:val="0"/>
-                <w:sz w:val="18"/>
-              </w:rPr>
-              <w:t xml:space="preserve">Revisó: </w:t>
-            </w:r>
-            <w:r>
-              <w:rPr>
-                <w:b w:val="0"/>
-                <w:sz w:val="18"/>
-              </w:rPr>
-              <w:t>Gerencia de Cobranza</w:t>
+              <w:t>00</w:t>
             </w:r>
           </w:p>
         </w:tc>
@@ -233,20 +139,6 @@
           </w:tcPr>
           <w:p>
             <w:r/>
-            <w:r>
-              <w:rPr>
-                <w:b w:val="0"/>
-                <w:sz w:val="18"/>
-              </w:rPr>
-              <w:t xml:space="preserve">Aprobó: </w:t>
-            </w:r>
-            <w:r>
-              <w:rPr>
-                <w:b w:val="0"/>
-                <w:sz w:val="18"/>
-              </w:rPr>
-              <w:t>Dirección General</w:t>
-            </w:r>
           </w:p>
         </w:tc>
         <w:tc>
@@ -255,18 +147,6 @@
           </w:tcPr>
           <w:p>
             <w:r/>
-            <w:r>
-              <w:rPr>
-                <w:b w:val="0"/>
-                <w:sz w:val="18"/>
-              </w:rPr>
-            </w:r>
-            <w:r>
-              <w:rPr>
-                <w:b w:val="0"/>
-                <w:sz w:val="18"/>
-              </w:rPr>
-            </w:r>
           </w:p>
         </w:tc>
         <w:tc>
@@ -275,18 +155,6 @@
           </w:tcPr>
           <w:p>
             <w:r/>
-            <w:r>
-              <w:rPr>
-                <w:b w:val="0"/>
-                <w:sz w:val="18"/>
-              </w:rPr>
-            </w:r>
-            <w:r>
-              <w:rPr>
-                <w:b w:val="0"/>
-                <w:sz w:val="18"/>
-              </w:rPr>
-            </w:r>
           </w:p>
         </w:tc>
         <w:tc>
@@ -295,25 +163,13 @@
           </w:tcPr>
           <w:p>
             <w:r/>
-            <w:r>
-              <w:rPr>
-                <w:b w:val="0"/>
-                <w:sz w:val="18"/>
-              </w:rPr>
-            </w:r>
-            <w:r>
-              <w:rPr>
-                <w:b w:val="0"/>
-                <w:sz w:val="18"/>
-              </w:rPr>
-            </w:r>
           </w:p>
         </w:tc>
       </w:tr>
     </w:tbl>
     <w:p>
       <w:r>
-        <w:t>─────────────────────────────────────────────────────────────────</w:t>
+        <w:t>────────────────────────────────────────────────────────────────────</w:t>
       </w:r>
     </w:p>
     <w:p/>
@@ -407,7 +263,7 @@
         <w:rPr>
           <w:sz w:val="20"/>
         </w:rPr>
-        <w:t>• Pago Adelantado: Pago total antes de la fecha de vencimiento.</w:t>
+        <w:t>• Pago Adelantado: Pago total antes del vencimiento.</w:t>
       </w:r>
     </w:p>
     <w:p>
@@ -511,7 +367,7 @@
         <w:rPr>
           <w:sz w:val="20"/>
         </w:rPr>
-        <w:t>4.1 RECEPCIÓN DEL RECIBO: Recibir comprobante vía Telegram/WhatsApp; vendedor/cobrador reporta inmediatamente; envía foto del recibo blanco.</w:t>
+        <w:t>4.1 RECEPCIÓN: Recibir comprobante vía Telegram/WhatsApp; vendedor/cobrador reporta inmediatamente; envía foto del recibo blanco.</w:t>
       </w:r>
     </w:p>
     <w:p>
@@ -522,7 +378,7 @@
         <w:rPr>
           <w:sz w:val="20"/>
         </w:rPr>
-        <w:t>4.2 CAPTURA DEL PAGO: Vaciar datos en CRM → 'Pagos temporales'; seleccionar folio del asociado; confirmar y clic en 'Nuevo'; capturar método de pago, cobrador, fecha real, # recibo; clic en 'Verificar'; status efectivo: 'Entregado' o 'Pendiente'.</w:t>
+        <w:t>4.2 CAPTURA: Vaciar datos en CRM → 'Pagos temporales'; seleccionar folio; confirmar clic en 'Nuevo'; capturar método de pago, cobrador, fecha real, # recibo; clic en 'Verificar'; status efectivo: 'Entregado' o 'Pendiente'.</w:t>
       </w:r>
     </w:p>
     <w:p>
@@ -533,7 +389,7 @@
         <w:rPr>
           <w:sz w:val="20"/>
         </w:rPr>
-        <w:t>4.3 REVISIÓN Y VERIFICACIÓN (Gerente): Verificar ubicación de tarjeta, método de pago vs SIGA, cobrador vs asignación, fecha real, # recibo, status='Pagado'. Depósitos/transferencias→'Entregado'; efectivo→'Pendiente'.</w:t>
+        <w:t>4.3 REVISIÓN (Gerente): Verificar ubicación tarjeta, método pago vs SIGA, cobrador vs asignación, fecha real, # recibo, status='Pagado'. Depósitos/transferencias→'Entregado'; efectivo→'Pendiente'.</w:t>
       </w:r>
     </w:p>
     <w:p>
@@ -566,7 +422,7 @@
         <w:rPr>
           <w:sz w:val="20"/>
         </w:rPr>
-        <w:t>4.6 EFECTIVO EN FÍSICO: Al recibir efectivo+cobro: cambiar 'Efectivo oficina' a 'Entregado'; poner fecha; clic en 'Verificar'.</w:t>
+        <w:t>4.6 EFECTIVO EN FÍSICO: Al recibir efectivo: cambiar 'Efectivo oficina' a 'Entregado'; poner fecha; clic en 'Verificar'.</w:t>
       </w:r>
     </w:p>
     <w:p>
